--- a/docs/Table Schemas for math_saas.docx
+++ b/docs/Table Schemas for math_saas.docx
@@ -2024,6 +2024,22 @@
         <w:t>;</w:t>
       </w:r>
     </w:p>
+    <w:p/>
+    <w:p/>
+    <w:p/>
+    <w:p/>
+    <w:p/>
+    <w:p/>
+    <w:p/>
+    <w:p/>
+    <w:p/>
+    <w:p/>
+    <w:p/>
+    <w:p/>
+    <w:p/>
+    <w:p/>
+    <w:p/>
+    <w:p/>
     <w:p/>
     <w:sectPr>
       <w:pgSz w:w="12240" w:h="15840"/>
